--- a/docs/legal/pack-advogados/05 - Turnos Pay Link - Brief Jurídico.docx
+++ b/docs/legal/pack-advogados/05 - Turnos Pay Link - Brief Jurídico.docx
@@ -19,159 +19,13 @@
         <w:spacing w:after="0" w:line="276"/>
       </w:pPr>
       <w:r>
-        <w:t xml:space="preserve">Para revisão e validação por escrito pelo advogado. Versão 2 — 2026-07-29 (v1: 2026-07-06). Ainda </w:t>
-      </w:r>
-      <w:r>
-        <w:rPr>
-          <w:b/>
-          <w:bCs/>
-        </w:rPr>
-        <w:t xml:space="preserve">sem sign-off</w:t>
-      </w:r>
-      <w:r>
-        <w:t xml:space="preserve">. Contexto: pivot do modelo de negócio (ADR 007) — a Turnos saiu do fluxo monetário salarial para eliminar qualquer vínculo de intermediação laboral.</w:t>
+        <w:t xml:space="preserve">Para revisão e validação por escrito pelo advogado.</w:t>
       </w:r>
     </w:p>
     <w:p>
       <w:pPr>
         <w:spacing w:after="120"/>
       </w:pPr>
-    </w:p>
-    <w:p>
-      <w:pPr>
-        <w:pStyle w:val="Heading2"/>
-      </w:pPr>
-      <w:r>
-        <w:t xml:space="preserve">O que mudou desde a v1</w:t>
-      </w:r>
-    </w:p>
-    <w:p>
-      <w:pPr>
-        <w:spacing w:after="120" w:line="288"/>
-      </w:pPr>
-      <w:r>
-        <w:t xml:space="preserve">Esta versão corrige e amplia o documento anterior. As alterações materiais:</w:t>
-      </w:r>
-    </w:p>
-    <w:p>
-      <w:pPr>
-        <w:pStyle w:val="ListParagraph"/>
-        <w:numPr>
-          <w:ilvl w:val="0"/>
-          <w:numId w:val="2"/>
-        </w:numPr>
-        <w:spacing w:after="60" w:line="276"/>
-      </w:pPr>
-      <w:r>
-        <w:rPr>
-          <w:b/>
-          <w:bCs/>
-        </w:rPr>
-        <w:t xml:space="preserve">Já não existe check-out.</w:t>
-      </w:r>
-      <w:r>
-        <w:t xml:space="preserve"> O ADR 008 (2026-07-14) eliminou a leitura de QR à saída: o turno conclui-se automaticamente à hora agendada de fim. A v1 descrevia o Pay Link como gerado "no check-out" — deixou de ser verdade.</w:t>
-      </w:r>
-    </w:p>
-    <w:p>
-      <w:pPr>
-        <w:pStyle w:val="ListParagraph"/>
-        <w:numPr>
-          <w:ilvl w:val="0"/>
-          <w:numId w:val="2"/>
-        </w:numPr>
-        <w:spacing w:after="60" w:line="276"/>
-      </w:pPr>
-      <w:r>
-        <w:rPr>
-          <w:b/>
-          <w:bCs/>
-        </w:rPr>
-        <w:t xml:space="preserve">O numerário foi retirado</w:t>
-      </w:r>
-      <w:r>
-        <w:t xml:space="preserve"> como método de pagamento (2026-07-29). Um salário MCD deve deixar rasto documental; um pagamento em numerário não dá nada à análise de uma disputa.</w:t>
-      </w:r>
-    </w:p>
-    <w:p>
-      <w:pPr>
-        <w:pStyle w:val="ListParagraph"/>
-        <w:numPr>
-          <w:ilvl w:val="0"/>
-          <w:numId w:val="2"/>
-        </w:numPr>
-        <w:spacing w:after="60" w:line="276"/>
-      </w:pPr>
-      <w:r>
-        <w:rPr>
-          <w:b/>
-          <w:bCs/>
-        </w:rPr>
-        <w:t xml:space="preserve">A transferência bancária passou a exigir comprovativo</w:t>
-      </w:r>
-      <w:r>
-        <w:t xml:space="preserve"> carregado pela empresa (recibo bancário ou captura MB WAY), associado ao turno.</w:t>
-      </w:r>
-    </w:p>
-    <w:p>
-      <w:pPr>
-        <w:pStyle w:val="ListParagraph"/>
-        <w:numPr>
-          <w:ilvl w:val="0"/>
-          <w:numId w:val="2"/>
-        </w:numPr>
-        <w:spacing w:after="60" w:line="276"/>
-      </w:pPr>
-      <w:r>
-        <w:rPr>
-          <w:b/>
-          <w:bCs/>
-        </w:rPr>
-        <w:t xml:space="preserve">O MB WAY passou a estar disponível dentro do próprio Pay Link</w:t>
-      </w:r>
-      <w:r>
-        <w:t xml:space="preserve"> (e não apenas como pagamento manual fora da plataforma).</w:t>
-      </w:r>
-    </w:p>
-    <w:p>
-      <w:pPr>
-        <w:pStyle w:val="ListParagraph"/>
-        <w:numPr>
-          <w:ilvl w:val="0"/>
-          <w:numId w:val="2"/>
-        </w:numPr>
-        <w:spacing w:after="60" w:line="276"/>
-      </w:pPr>
-      <w:r>
-        <w:rPr>
-          <w:b/>
-          <w:bCs/>
-        </w:rPr>
-        <w:t xml:space="preserve">O IBAN do trabalhador só é divulgado à empresa mediante consentimento explícito, revogável e datado</w:t>
-      </w:r>
-      <w:r>
-        <w:t xml:space="preserve"> — mecanismo descrito na secção "Consentimento para partilha do IBAN".</w:t>
-      </w:r>
-    </w:p>
-    <w:p>
-      <w:pPr>
-        <w:pStyle w:val="ListParagraph"/>
-        <w:numPr>
-          <w:ilvl w:val="0"/>
-          <w:numId w:val="2"/>
-        </w:numPr>
-        <w:spacing w:after="60" w:line="276"/>
-      </w:pPr>
-      <w:r>
-        <w:rPr>
-          <w:b/>
-          <w:bCs/>
-        </w:rPr>
-        <w:t xml:space="preserve">Divulgam-se agora os mecanismos de execução</w:t>
-      </w:r>
-      <w:r>
-        <w:t xml:space="preserve"> (secção "Poderes contratuais da Turnos") que a v1 omitia — é o ponto que mais precisa de parecer.</w:t>
-      </w:r>
     </w:p>
     <w:p>
       <w:pPr>
